--- a/NVspin/NVspin 분석.docx
+++ b/NVspin/NVspin 분석.docx
@@ -29,13 +29,7 @@
         </w:r>
       </w:hyperlink>
     </w:p>
-    <w:p>
-      <w:pPr>
-        <w:rPr>
-          <w:rFonts w:hint="eastAsia"/>
-        </w:rPr>
-      </w:pPr>
-    </w:p>
+    <w:p/>
     <w:p>
       <w:r>
         <w:rPr>
@@ -54,11 +48,6 @@
       </w:r>
     </w:p>
     <w:p>
-      <w:pPr>
-        <w:rPr>
-          <w:rFonts w:hint="eastAsia"/>
-        </w:rPr>
-      </w:pPr>
       <w:r>
         <w:rPr>
           <w:rFonts w:hint="eastAsia"/>
@@ -142,11 +131,6 @@
       </w:r>
     </w:p>
     <w:p>
-      <w:pPr>
-        <w:rPr>
-          <w:rFonts w:hint="eastAsia"/>
-        </w:rPr>
-      </w:pPr>
       <w:r>
         <w:rPr>
           <w:rFonts w:hint="eastAsia"/>
@@ -173,11 +157,6 @@
       </w:r>
     </w:p>
     <w:p>
-      <w:pPr>
-        <w:rPr>
-          <w:rFonts w:hint="eastAsia"/>
-        </w:rPr>
-      </w:pPr>
       <w:r>
         <w:rPr>
           <w:rFonts w:hint="eastAsia"/>
@@ -224,13 +203,7 @@
         <w:t>을 지정해주지 못해서 사용 불가</w:t>
       </w:r>
     </w:p>
-    <w:p>
-      <w:pPr>
-        <w:rPr>
-          <w:rFonts w:hint="eastAsia"/>
-        </w:rPr>
-      </w:pPr>
-    </w:p>
+    <w:p/>
     <w:p>
       <w:r>
         <w:rPr>
@@ -248,13 +221,7 @@
         <w:t>작업 횟수는 많지만 속도가 빠르다.</w:t>
       </w:r>
     </w:p>
-    <w:p>
-      <w:pPr>
-        <w:rPr>
-          <w:rFonts w:hint="eastAsia"/>
-        </w:rPr>
-      </w:pPr>
-    </w:p>
+    <w:p/>
     <w:p>
       <w:r>
         <w:rPr>
@@ -301,11 +268,6 @@
     </w:p>
     <w:p/>
     <w:p>
-      <w:pPr>
-        <w:rPr>
-          <w:rFonts w:hint="eastAsia"/>
-        </w:rPr>
-      </w:pPr>
       <w:r>
         <w:t>Trust-constr</w:t>
       </w:r>
@@ -410,19 +372,8 @@
       </w:r>
     </w:p>
     <w:p/>
-    <w:p>
-      <w:pPr>
-        <w:rPr>
-          <w:rFonts w:hint="eastAsia"/>
-        </w:rPr>
-      </w:pPr>
-    </w:p>
-    <w:p>
-      <w:pPr>
-        <w:rPr>
-          <w:rFonts w:hint="eastAsia"/>
-        </w:rPr>
-      </w:pPr>
+    <w:p/>
+    <w:p>
       <w:r>
         <w:rPr>
           <w:rFonts w:hint="eastAsia"/>
@@ -745,6 +696,281 @@
     </w:p>
     <w:p/>
     <w:p>
+      <w:r>
+        <w:rPr>
+          <w:rFonts w:hint="eastAsia"/>
+        </w:rPr>
+        <w:t>N</w:t>
+      </w:r>
+      <w:r>
+        <w:t>elder_Mead, Powell, COBYLA</w:t>
+      </w:r>
+      <w:r>
+        <w:rPr>
+          <w:rFonts w:hint="eastAsia"/>
+        </w:rPr>
+        <w:t>의 자료를 한번에 진행하여 시간과 정확도를 한번에 비교해볼 계획이다.</w:t>
+      </w:r>
+    </w:p>
+    <w:p/>
+    <w:p/>
+    <w:p>
+      <w:r>
+        <w:rPr>
+          <w:rFonts w:hint="eastAsia"/>
+        </w:rPr>
+        <w:t>G</w:t>
+      </w:r>
+      <w:r>
+        <w:t>lobal minimization</w:t>
+      </w:r>
+      <w:r>
+        <w:rPr>
+          <w:rFonts w:hint="eastAsia"/>
+        </w:rPr>
+        <w:t xml:space="preserve">의 경우에는 </w:t>
+      </w:r>
+      <w:r>
+        <w:t>differential_evolution</w:t>
+      </w:r>
+      <w:r>
+        <w:rPr>
+          <w:rFonts w:hint="eastAsia"/>
+        </w:rPr>
+        <w:t xml:space="preserve">과 </w:t>
+      </w:r>
+      <w:r>
+        <w:t>dual_annealing</w:t>
+      </w:r>
+      <w:r>
+        <w:rPr>
+          <w:rFonts w:hint="eastAsia"/>
+        </w:rPr>
+        <w:t xml:space="preserve">가 가장 적합하다고 생각하여 해당 알고리즘을 이용하여 </w:t>
+      </w:r>
+      <w:r>
+        <w:t>minimization</w:t>
+      </w:r>
+      <w:r>
+        <w:rPr>
+          <w:rFonts w:hint="eastAsia"/>
+        </w:rPr>
+        <w:t>을 진행하였다.</w:t>
+      </w:r>
+    </w:p>
+    <w:p/>
+    <w:p>
+      <w:r>
+        <w:rPr>
+          <w:rFonts w:hint="eastAsia"/>
+        </w:rPr>
+        <w:t xml:space="preserve">결과적으로 </w:t>
+      </w:r>
+      <w:r>
+        <w:t>Nelder-Mead, Powell, differential_evolution, dual_annealing</w:t>
+      </w:r>
+      <w:r>
+        <w:rPr>
+          <w:rFonts w:hint="eastAsia"/>
+        </w:rPr>
+        <w:t>을 이용하게 되었다.</w:t>
+      </w:r>
+    </w:p>
+    <w:p/>
+    <w:p>
+      <w:r>
+        <w:rPr>
+          <w:rFonts w:hint="eastAsia"/>
+        </w:rPr>
+        <w:t xml:space="preserve">실험 결과 </w:t>
+      </w:r>
+      <w:r>
+        <w:t>(NVspin_Analysis_Local)</w:t>
+      </w:r>
+      <w:r>
+        <w:rPr>
+          <w:rFonts w:hint="eastAsia"/>
+        </w:rPr>
+        <w:t xml:space="preserve"> </w:t>
+      </w:r>
+      <w:r>
+        <w:t>Powell</w:t>
+      </w:r>
+      <w:r>
+        <w:rPr>
+          <w:rFonts w:hint="eastAsia"/>
+        </w:rPr>
+        <w:t xml:space="preserve">이 </w:t>
+      </w:r>
+      <w:r>
+        <w:t xml:space="preserve">Nelder_Mead </w:t>
+      </w:r>
+      <w:r>
+        <w:rPr>
+          <w:rFonts w:hint="eastAsia"/>
+        </w:rPr>
+        <w:t>방식보다 느리지만 안정적이라는 느낌을 받았고,</w:t>
+      </w:r>
+      <w:r>
+        <w:t xml:space="preserve"> differential_evolution</w:t>
+      </w:r>
+      <w:r>
+        <w:rPr>
+          <w:rFonts w:hint="eastAsia"/>
+        </w:rPr>
+        <w:t xml:space="preserve">과 </w:t>
+      </w:r>
+      <w:r>
+        <w:t>dual_annealing</w:t>
+      </w:r>
+      <w:r>
+        <w:rPr>
+          <w:rFonts w:hint="eastAsia"/>
+        </w:rPr>
+        <w:t xml:space="preserve">의 경우에는 계산값은 비슷하지만 </w:t>
+      </w:r>
+      <w:r>
+        <w:t>diffierential_evolution</w:t>
+      </w:r>
+      <w:r>
+        <w:rPr>
+          <w:rFonts w:hint="eastAsia"/>
+        </w:rPr>
+        <w:t>이 더</w:t>
+      </w:r>
+      <w:r>
+        <w:t xml:space="preserve"> </w:t>
+      </w:r>
+      <w:r>
+        <w:rPr>
+          <w:rFonts w:hint="eastAsia"/>
+        </w:rPr>
+        <w:t>빠름을 확인 할 수 있었다.</w:t>
+      </w:r>
+    </w:p>
+    <w:p/>
+    <w:p>
+      <w:r>
+        <w:rPr>
+          <w:rFonts w:hint="eastAsia"/>
+        </w:rPr>
+        <w:t xml:space="preserve">때문에 향후 계획은 먼저 </w:t>
+      </w:r>
+      <w:r>
+        <w:t xml:space="preserve">Powell </w:t>
+      </w:r>
+      <w:r>
+        <w:rPr>
+          <w:rFonts w:hint="eastAsia"/>
+        </w:rPr>
+        <w:t>방식을 이용해보고,</w:t>
+      </w:r>
+      <w:r>
+        <w:t xml:space="preserve"> </w:t>
+      </w:r>
+      <w:r>
+        <w:rPr>
+          <w:rFonts w:hint="eastAsia"/>
+        </w:rPr>
+        <w:t xml:space="preserve">정확도가 기준치(현재 </w:t>
+      </w:r>
+      <w:r>
+        <w:t>0.1)</w:t>
+      </w:r>
+      <w:r>
+        <w:rPr>
+          <w:rFonts w:hint="eastAsia"/>
+        </w:rPr>
+        <w:t xml:space="preserve">을 넘을 경우에는 </w:t>
+      </w:r>
+      <w:r>
+        <w:lastRenderedPageBreak/>
+        <w:t>differential_evolution</w:t>
+      </w:r>
+      <w:r>
+        <w:rPr>
+          <w:rFonts w:hint="eastAsia"/>
+        </w:rPr>
+        <w:t>을 사용하는 방식으로 계산을 진행해보고자한다.</w:t>
+      </w:r>
+    </w:p>
+    <w:p/>
+    <w:p/>
+    <w:p>
+      <w:r>
+        <w:t>Dual_annealing</w:t>
+      </w:r>
+      <w:r>
+        <w:rPr>
+          <w:rFonts w:hint="eastAsia"/>
+        </w:rPr>
+        <w:t xml:space="preserve">을 </w:t>
+      </w:r>
+      <w:r>
+        <w:t xml:space="preserve">direct </w:t>
+      </w:r>
+      <w:r>
+        <w:rPr>
+          <w:rFonts w:hint="eastAsia"/>
+        </w:rPr>
+        <w:t>알고리즘으로 변경하여 진행해보았다.</w:t>
+      </w:r>
+      <w:r>
+        <w:t xml:space="preserve"> </w:t>
+      </w:r>
+      <w:r>
+        <w:rPr>
+          <w:rFonts w:hint="eastAsia"/>
+        </w:rPr>
+        <w:t xml:space="preserve">대부분의 경우에는 </w:t>
+      </w:r>
+      <w:r>
+        <w:t>differential_evolution</w:t>
+      </w:r>
+      <w:r>
+        <w:rPr>
+          <w:rFonts w:hint="eastAsia"/>
+        </w:rPr>
+        <w:t>과 같은 결과물을 냈으나 시간이 조금 더 오래 걸렸다.</w:t>
+      </w:r>
+    </w:p>
+    <w:p>
+      <w:r>
+        <w:rPr>
+          <w:rFonts w:hint="eastAsia"/>
+        </w:rPr>
+        <w:t xml:space="preserve">다만 </w:t>
+      </w:r>
+      <w:r>
+        <w:t>20~30</w:t>
+      </w:r>
+      <w:r>
+        <w:rPr>
+          <w:rFonts w:hint="eastAsia"/>
+        </w:rPr>
+        <w:t xml:space="preserve">번에 한 번 </w:t>
+      </w:r>
+      <w:r>
+        <w:t>dirrerential_evolution</w:t>
+      </w:r>
+      <w:r>
+        <w:rPr>
+          <w:rFonts w:hint="eastAsia"/>
+        </w:rPr>
+        <w:t>보다 오차율이 낮은 경우가 있다.</w:t>
+      </w:r>
+      <w:r>
+        <w:t xml:space="preserve"> </w:t>
+      </w:r>
+      <w:r>
+        <w:rPr>
+          <w:rFonts w:hint="eastAsia"/>
+        </w:rPr>
+        <w:t>원인을 파악해보면 적용할 수 있을 듯 하다.</w:t>
+      </w:r>
+    </w:p>
+    <w:p/>
+    <w:p>
       <w:pPr>
         <w:rPr>
           <w:rFonts w:hint="eastAsia"/>
@@ -754,16 +980,34 @@
         <w:rPr>
           <w:rFonts w:hint="eastAsia"/>
         </w:rPr>
-        <w:t>N</w:t>
-      </w:r>
-      <w:r>
-        <w:t>elder_Mead, Powell, COBYLA</w:t>
-      </w:r>
-      <w:r>
-        <w:rPr>
-          <w:rFonts w:hint="eastAsia"/>
-        </w:rPr>
-        <w:t>의 자료를 한번에 진행하여 시간과 정확도를 한번에 비교해볼 계획이다.</w:t>
+        <w:t xml:space="preserve">해당 경우에는 </w:t>
+      </w:r>
+      <w:r>
+        <w:t xml:space="preserve">Powell </w:t>
+      </w:r>
+      <w:r>
+        <w:rPr>
+          <w:rFonts w:hint="eastAsia"/>
+        </w:rPr>
+        <w:t xml:space="preserve">방식이 </w:t>
+      </w:r>
+      <w:r>
+        <w:t xml:space="preserve">differential_evolution </w:t>
+      </w:r>
+      <w:r>
+        <w:rPr>
+          <w:rFonts w:hint="eastAsia"/>
+        </w:rPr>
+        <w:t>방식보다 정확도가 높은 것으로 파악되었다.</w:t>
+      </w:r>
+      <w:r>
+        <w:t xml:space="preserve"> </w:t>
+      </w:r>
+      <w:r>
+        <w:rPr>
+          <w:rFonts w:hint="eastAsia"/>
+        </w:rPr>
+        <w:t>사용할 이유가 없을 듯 하다.</w:t>
       </w:r>
     </w:p>
     <w:sectPr>

--- a/NVspin/NVspin 분석.docx
+++ b/NVspin/NVspin 분석.docx
@@ -971,43 +971,311 @@
     </w:p>
     <w:p/>
     <w:p>
+      <w:r>
+        <w:rPr>
+          <w:rFonts w:hint="eastAsia"/>
+        </w:rPr>
+        <w:t xml:space="preserve">해당 경우에는 </w:t>
+      </w:r>
+      <w:r>
+        <w:t xml:space="preserve">Powell </w:t>
+      </w:r>
+      <w:r>
+        <w:rPr>
+          <w:rFonts w:hint="eastAsia"/>
+        </w:rPr>
+        <w:t xml:space="preserve">방식이 </w:t>
+      </w:r>
+      <w:r>
+        <w:t xml:space="preserve">differential_evolution </w:t>
+      </w:r>
+      <w:r>
+        <w:rPr>
+          <w:rFonts w:hint="eastAsia"/>
+        </w:rPr>
+        <w:t>방식보다 정확도가 높은 것으로 파악되었다.</w:t>
+      </w:r>
+      <w:r>
+        <w:t xml:space="preserve"> </w:t>
+      </w:r>
+      <w:r>
+        <w:rPr>
+          <w:rFonts w:hint="eastAsia"/>
+        </w:rPr>
+        <w:t>사용할 이유가 없을 듯 하다.</w:t>
+      </w:r>
+    </w:p>
+    <w:p/>
+    <w:p/>
+    <w:p>
+      <w:r>
+        <w:rPr>
+          <w:rFonts w:hint="eastAsia"/>
+        </w:rPr>
+        <w:t>2</w:t>
+      </w:r>
+      <w:r>
+        <w:t>023.01.16</w:t>
+      </w:r>
+    </w:p>
+    <w:p>
+      <w:r>
+        <w:t>Cost</w:t>
+      </w:r>
+      <w:r>
+        <w:rPr>
+          <w:rFonts w:hint="eastAsia"/>
+        </w:rPr>
+        <w:t xml:space="preserve">를 </w:t>
+      </w:r>
+      <w:r>
+        <w:t>**2</w:t>
+      </w:r>
+      <w:r>
+        <w:rPr>
+          <w:rFonts w:hint="eastAsia"/>
+        </w:rPr>
+        <w:t xml:space="preserve">의 합으로 계산하였을 때 </w:t>
+      </w:r>
+      <w:r>
+        <w:t>dual_annealing</w:t>
+      </w:r>
+      <w:r>
+        <w:rPr>
+          <w:rFonts w:hint="eastAsia"/>
+        </w:rPr>
+        <w:t>의 연산 속도가 빨라지는 것을 확인 할 수 있었다.</w:t>
+      </w:r>
+      <w:r>
+        <w:t xml:space="preserve"> </w:t>
+      </w:r>
+      <w:r>
+        <w:rPr>
+          <w:rFonts w:hint="eastAsia"/>
+        </w:rPr>
+        <w:t>하지만 정확도가 약간 낮아 보인다.</w:t>
+      </w:r>
+    </w:p>
+    <w:p>
+      <w:r>
+        <w:rPr>
+          <w:rFonts w:hint="eastAsia"/>
+        </w:rPr>
+        <w:t>C</w:t>
+      </w:r>
+      <w:r>
+        <w:t>ost</w:t>
+      </w:r>
+      <w:r>
+        <w:rPr>
+          <w:rFonts w:hint="eastAsia"/>
+        </w:rPr>
+        <w:t xml:space="preserve">를 </w:t>
+      </w:r>
+      <w:r>
+        <w:t>**2</w:t>
+      </w:r>
+      <w:r>
+        <w:rPr>
+          <w:rFonts w:hint="eastAsia"/>
+        </w:rPr>
+        <w:t xml:space="preserve">의 합으로 계산하였을 때 </w:t>
+      </w:r>
+      <w:r>
+        <w:t xml:space="preserve">Powell </w:t>
+      </w:r>
+      <w:r>
+        <w:rPr>
+          <w:rFonts w:hint="eastAsia"/>
+        </w:rPr>
+        <w:t>방식의 최적화 정도가 증가하는 것으로 추정된다.</w:t>
+      </w:r>
+    </w:p>
+    <w:p>
+      <w:r>
+        <w:rPr>
+          <w:rFonts w:hint="eastAsia"/>
+        </w:rPr>
+        <w:t>이거 안됨</w:t>
+      </w:r>
+    </w:p>
+    <w:p>
       <w:pPr>
         <w:rPr>
-          <w:rFonts w:hint="eastAsia"/>
+          <w:strike/>
         </w:rPr>
       </w:pPr>
       <w:r>
         <w:rPr>
           <w:rFonts w:hint="eastAsia"/>
-        </w:rPr>
-        <w:t xml:space="preserve">해당 경우에는 </w:t>
-      </w:r>
-      <w:r>
-        <w:t xml:space="preserve">Powell </w:t>
-      </w:r>
-      <w:r>
-        <w:rPr>
-          <w:rFonts w:hint="eastAsia"/>
-        </w:rPr>
-        <w:t xml:space="preserve">방식이 </w:t>
-      </w:r>
-      <w:r>
-        <w:t xml:space="preserve">differential_evolution </w:t>
-      </w:r>
-      <w:r>
-        <w:rPr>
-          <w:rFonts w:hint="eastAsia"/>
-        </w:rPr>
-        <w:t>방식보다 정확도가 높은 것으로 파악되었다.</w:t>
-      </w:r>
-      <w:r>
-        <w:t xml:space="preserve"> </w:t>
-      </w:r>
-      <w:r>
-        <w:rPr>
-          <w:rFonts w:hint="eastAsia"/>
-        </w:rPr>
-        <w:t>사용할 이유가 없을 듯 하다.</w:t>
+          <w:strike/>
+        </w:rPr>
+        <w:t>처음 연산은 이를 활용한 방식을 사용하는 것이 좋아보인다</w:t>
+      </w:r>
+      <w:r>
+        <w:rPr>
+          <w:strike/>
+        </w:rPr>
+        <w:t>.</w:t>
+      </w:r>
+    </w:p>
+    <w:p>
+      <w:r>
+        <w:rPr>
+          <w:rFonts w:hint="eastAsia"/>
+        </w:rPr>
+        <w:t>G</w:t>
+      </w:r>
+      <w:r>
+        <w:t xml:space="preserve">lobal </w:t>
+      </w:r>
+      <w:r>
+        <w:rPr>
+          <w:rFonts w:hint="eastAsia"/>
+        </w:rPr>
+        <w:t>연산에 적용해보는 편이 좋아보임</w:t>
+      </w:r>
+    </w:p>
+    <w:p/>
+    <w:p>
+      <w:r>
+        <w:t>X, y, z</w:t>
+      </w:r>
+      <w:r>
+        <w:rPr>
+          <w:rFonts w:hint="eastAsia"/>
+        </w:rPr>
+        <w:t>의 차를 곱했을 때 종종 더 좋은 결과를 확인 할 수 있었음</w:t>
+      </w:r>
+    </w:p>
+    <w:p>
+      <w:r>
+        <w:rPr>
+          <w:rFonts w:hint="eastAsia"/>
+        </w:rPr>
+        <w:t>왜인지는 모르겠음</w:t>
+      </w:r>
+    </w:p>
+    <w:p>
+      <w:r>
+        <w:rPr>
+          <w:rFonts w:hint="eastAsia"/>
+        </w:rPr>
+        <w:t xml:space="preserve">곱연산을 하다보니 중요도가 낮던 </w:t>
+      </w:r>
+      <w:r>
+        <w:t>y</w:t>
+      </w:r>
+      <w:r>
+        <w:rPr>
+          <w:rFonts w:hint="eastAsia"/>
+        </w:rPr>
+        <w:t>값에 대해서 연산 과정에 영향력이 높아졌다고 생각함.</w:t>
+      </w:r>
+    </w:p>
+    <w:p>
+      <w:r>
+        <w:t>Differential_evolution</w:t>
+      </w:r>
+      <w:r>
+        <w:rPr>
+          <w:rFonts w:hint="eastAsia"/>
+        </w:rPr>
+        <w:t>의 경우에는 이러한 방식으로 계산하면 시간적으로 큰 손해를 보게되서 사용하지 않는 편이 좋아보임.</w:t>
+      </w:r>
+    </w:p>
+    <w:p/>
+    <w:p>
+      <w:r>
+        <w:rPr>
+          <w:rFonts w:hint="eastAsia"/>
+        </w:rPr>
+        <w:t xml:space="preserve">전부다 제곱한거의 곱과 전부터 </w:t>
+      </w:r>
+      <w:r>
+        <w:t>1/2</w:t>
+      </w:r>
+      <w:r>
+        <w:rPr>
+          <w:rFonts w:hint="eastAsia"/>
+        </w:rPr>
+        <w:t>제곱한거의 곱도 실험해보았고,</w:t>
+      </w:r>
+      <w:r>
+        <w:t xml:space="preserve"> </w:t>
+      </w:r>
+      <w:r>
+        <w:rPr>
+          <w:rFonts w:hint="eastAsia"/>
+        </w:rPr>
+        <w:t>유의미한 결과를 보임</w:t>
+      </w:r>
+    </w:p>
+    <w:p>
+      <w:r>
+        <w:rPr>
+          <w:rFonts w:hint="eastAsia"/>
+        </w:rPr>
+        <w:lastRenderedPageBreak/>
+        <w:t xml:space="preserve">현재 통과율 약 </w:t>
+      </w:r>
+      <w:r>
+        <w:t>60%</w:t>
+      </w:r>
+    </w:p>
+    <w:p>
+      <w:r>
+        <w:rPr>
+          <w:rFonts w:hint="eastAsia"/>
+        </w:rPr>
+        <w:t xml:space="preserve">목표 </w:t>
+      </w:r>
+      <w:r>
+        <w:t>90%</w:t>
+      </w:r>
+      <w:r>
+        <w:rPr>
+          <w:rFonts w:hint="eastAsia"/>
+        </w:rPr>
+        <w:t>로 만들고 싶음.</w:t>
+      </w:r>
+    </w:p>
+    <w:p/>
+    <w:p>
+      <w:r>
+        <w:rPr>
+          <w:rFonts w:hint="eastAsia"/>
+        </w:rPr>
+        <w:t>N</w:t>
+      </w:r>
+      <w:r>
+        <w:t>Vspin local test</w:t>
+      </w:r>
+    </w:p>
+    <w:p>
+      <w:pPr>
+        <w:rPr>
+          <w:rFonts w:hint="eastAsia"/>
+          <w:strike/>
+        </w:rPr>
+      </w:pPr>
+      <w:r>
+        <w:t xml:space="preserve">Test1 and Test7, Test8 </w:t>
+      </w:r>
+      <w:r>
+        <w:rPr>
+          <w:rFonts w:hint="eastAsia"/>
+        </w:rPr>
+        <w:t>에 대해 유일한</w:t>
+      </w:r>
+      <w:r>
+        <w:t xml:space="preserve"> </w:t>
+      </w:r>
+      <w:r>
+        <w:rPr>
+          <w:rFonts w:hint="eastAsia"/>
+        </w:rPr>
+        <w:t>최적화 값을 내는 경우가 있는지 조사해야함.</w:t>
       </w:r>
     </w:p>
     <w:sectPr>
@@ -1465,6 +1733,24 @@
       <w:u w:val="single"/>
     </w:rPr>
   </w:style>
+  <w:style w:type="paragraph" w:styleId="a4">
+    <w:name w:val="Date"/>
+    <w:basedOn w:val="a"/>
+    <w:next w:val="a"/>
+    <w:link w:val="Char"/>
+    <w:uiPriority w:val="99"/>
+    <w:semiHidden/>
+    <w:unhideWhenUsed/>
+    <w:rsid w:val="00B772E9"/>
+  </w:style>
+  <w:style w:type="character" w:customStyle="1" w:styleId="Char">
+    <w:name w:val="날짜 Char"/>
+    <w:basedOn w:val="a0"/>
+    <w:link w:val="a4"/>
+    <w:uiPriority w:val="99"/>
+    <w:semiHidden/>
+    <w:rsid w:val="00B772E9"/>
+  </w:style>
 </w:styles>
 </file>
 
